--- a/00_Vorlagen_IPA/Vorlage_Bildformatierung.docx
+++ b/00_Vorlagen_IPA/Vorlage_Bildformatierung.docx
@@ -1,6 +1,6 @@
 
 <file path=word/document.xml><?xml version="1.0" encoding="utf-8"?>
-<w:document xmlns:wpc="http://schemas.microsoft.com/office/word/2010/wordprocessingCanvas" xmlns:cx="http://schemas.microsoft.com/office/drawing/2014/chartex" xmlns:cx1="http://schemas.microsoft.com/office/drawing/2015/9/8/chartex" xmlns:cx2="http://schemas.microsoft.com/office/drawing/2015/10/21/chartex" xmlns:cx3="http://schemas.microsoft.com/office/drawing/2016/5/9/chartex" xmlns:cx4="http://schemas.microsoft.com/office/drawing/2016/5/10/chartex" xmlns:cx5="http://schemas.microsoft.com/office/drawing/2016/5/11/chartex" xmlns:cx6="http://schemas.microsoft.com/office/drawing/2016/5/12/chartex" xmlns:cx7="http://schemas.microsoft.com/office/drawing/2016/5/13/chartex" xmlns:cx8="http://schemas.microsoft.com/office/drawing/2016/5/14/chartex" xmlns:mc="http://schemas.openxmlformats.org/markup-compatibility/2006" xmlns:aink="http://schemas.microsoft.com/office/drawing/2016/ink" xmlns:am3d="http://schemas.microsoft.com/office/drawing/2017/model3d" xmlns:o="urn:schemas-microsoft-com:office:office" xmlns:oel="http://schemas.microsoft.com/office/2019/extlst" xmlns:r="http://schemas.openxmlformats.org/officeDocument/2006/relationships" xmlns:m="http://schemas.openxmlformats.org/officeDocument/2006/math" xmlns:v="urn:schemas-microsoft-com:vml" xmlns:wp14="http://schemas.microsoft.com/office/word/2010/wordprocessingDrawing" xmlns:wp="http://schemas.openxmlformats.org/drawingml/2006/wordprocessingDrawing" xmlns:w10="urn:schemas-microsoft-com:office:word" xmlns:w="http://schemas.openxmlformats.org/wordprocessingml/2006/main" xmlns:w14="http://schemas.microsoft.com/office/word/2010/wordml" xmlns:w15="http://schemas.microsoft.com/office/word/2012/wordml" xmlns:w16cei="http://schemas.microsoft.com/office/word/2026/wordml/cei" xmlns:w16cex="http://schemas.microsoft.com/office/word/2018/wordml/cex" xmlns:w16cid="http://schemas.microsoft.com/office/word/2016/wordml/cid" xmlns:w16="http://schemas.microsoft.com/office/word/2018/wordml" xmlns:w16du="http://schemas.microsoft.com/office/word/2023/wordml/word16du" xmlns:w16sdtdh="http://schemas.microsoft.com/office/word/2020/wordml/sdtdatahash" xmlns:w16sdtfl="http://schemas.microsoft.com/office/word/2024/wordml/sdtformatlock" xmlns:w16se="http://schemas.microsoft.com/office/word/2015/wordml/symex" xmlns:wpg="http://schemas.microsoft.com/office/word/2010/wordprocessingGroup" xmlns:wpi="http://schemas.microsoft.com/office/word/2010/wordprocessingInk" xmlns:wne="http://schemas.microsoft.com/office/word/2006/wordml" xmlns:wps="http://schemas.microsoft.com/office/word/2010/wordprocessingShape" mc:Ignorable="w14 w15 w16se w16cid w16 w16cex w16sdtdh w16sdtfl w16du wp14">
+<w:document xmlns:wpc="http://schemas.microsoft.com/office/word/2010/wordprocessingCanvas" xmlns:cx="http://schemas.microsoft.com/office/drawing/2014/chartex" xmlns:cx1="http://schemas.microsoft.com/office/drawing/2015/9/8/chartex" xmlns:cx2="http://schemas.microsoft.com/office/drawing/2015/10/21/chartex" xmlns:cx3="http://schemas.microsoft.com/office/drawing/2016/5/9/chartex" xmlns:cx4="http://schemas.microsoft.com/office/drawing/2016/5/10/chartex" xmlns:cx5="http://schemas.microsoft.com/office/drawing/2016/5/11/chartex" xmlns:cx6="http://schemas.microsoft.com/office/drawing/2016/5/12/chartex" xmlns:cx7="http://schemas.microsoft.com/office/drawing/2016/5/13/chartex" xmlns:cx8="http://schemas.microsoft.com/office/drawing/2016/5/14/chartex" xmlns:mc="http://schemas.openxmlformats.org/markup-compatibility/2006" xmlns:aink="http://schemas.microsoft.com/office/drawing/2016/ink" xmlns:am3d="http://schemas.microsoft.com/office/drawing/2017/model3d" xmlns:o="urn:schemas-microsoft-com:office:office" xmlns:r="http://schemas.openxmlformats.org/officeDocument/2006/relationships" xmlns:m="http://schemas.openxmlformats.org/officeDocument/2006/math" xmlns:v="urn:schemas-microsoft-com:vml" xmlns:wp14="http://schemas.microsoft.com/office/word/2010/wordprocessingDrawing" xmlns:wp="http://schemas.openxmlformats.org/drawingml/2006/wordprocessingDrawing" xmlns:w10="urn:schemas-microsoft-com:office:word" xmlns:w="http://schemas.openxmlformats.org/wordprocessingml/2006/main" xmlns:w14="http://schemas.microsoft.com/office/word/2010/wordml" xmlns:w15="http://schemas.microsoft.com/office/word/2012/wordml" xmlns:w16cid="http://schemas.microsoft.com/office/word/2016/wordml/cid" xmlns:w16se="http://schemas.microsoft.com/office/word/2015/wordml/symex" xmlns:wpg="http://schemas.microsoft.com/office/word/2010/wordprocessingGroup" xmlns:wpi="http://schemas.microsoft.com/office/word/2010/wordprocessingInk" xmlns:wne="http://schemas.microsoft.com/office/word/2006/wordml" xmlns:wps="http://schemas.microsoft.com/office/word/2010/wordprocessingShape" mc:Ignorable="w14 w15 w16se w16cid wp14">
   <w:body>
     <w:p>
       <w:pPr>
@@ -126,14 +126,27 @@
                             <w:r>
                               <w:t xml:space="preserve">Abbildung </w:t>
                             </w:r>
-                            <w:fldSimple w:instr=" SEQ Abbildung \* ARABIC ">
-                              <w:r>
-                                <w:rPr>
-                                  <w:noProof/>
-                                </w:rPr>
-                                <w:t>1</w:t>
-                              </w:r>
-                            </w:fldSimple>
+                            <w:r>
+                              <w:fldChar w:fldCharType="begin"/>
+                            </w:r>
+                            <w:r>
+                              <w:instrText xml:space="preserve"> SEQ Abbildung \* ARABIC </w:instrText>
+                            </w:r>
+                            <w:r>
+                              <w:fldChar w:fldCharType="separate"/>
+                            </w:r>
+                            <w:r>
+                              <w:rPr>
+                                <w:noProof/>
+                              </w:rPr>
+                              <w:t>1</w:t>
+                            </w:r>
+                            <w:r>
+                              <w:rPr>
+                                <w:noProof/>
+                              </w:rPr>
+                              <w:fldChar w:fldCharType="end"/>
+                            </w:r>
                             <w:r>
                               <w:t xml:space="preserve">: ESP32S3 </w:t>
                             </w:r>
@@ -147,6 +160,11 @@
                             </w:r>
                             <w:bookmarkEnd w:id="0"/>
                             <w:bookmarkEnd w:id="1"/>
+                            <w:r>
+                              <w:t>, Espressif</w:t>
+                            </w:r>
+                            <w:bookmarkStart w:id="2" w:name="_GoBack"/>
+                            <w:bookmarkEnd w:id="2"/>
                           </w:p>
                         </w:txbxContent>
                       </wps:txbx>
@@ -171,7 +189,7 @@
                 <v:stroke joinstyle="miter"/>
                 <v:path gradientshapeok="t" o:connecttype="rect"/>
               </v:shapetype>
-              <v:shape id="Textfeld 2" o:spid="_x0000_s1026" type="#_x0000_t202" style="position:absolute;margin-left:0;margin-top:0;width:508.05pt;height:387.8pt;z-index:251659264;visibility:visible;mso-wrap-style:square;mso-width-percent:0;mso-height-percent:0;mso-wrap-distance-left:9pt;mso-wrap-distance-top:3.6pt;mso-wrap-distance-right:9pt;mso-wrap-distance-bottom:3.6pt;mso-position-horizontal:left;mso-position-horizontal-relative:margin;mso-position-vertical:top;mso-position-vertical-relative:margin;mso-width-percent:0;mso-height-percent:0;mso-width-relative:margin;mso-height-relative:margin;v-text-anchor:top" o:gfxdata="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" stroked="f">
+              <v:shape id="Textfeld 2" o:spid="_x0000_s1026" type="#_x0000_t202" style="position:absolute;margin-left:0;margin-top:0;width:508.05pt;height:387.8pt;z-index:251659264;visibility:visible;mso-wrap-style:square;mso-width-percent:0;mso-height-percent:0;mso-wrap-distance-left:9pt;mso-wrap-distance-top:3.6pt;mso-wrap-distance-right:9pt;mso-wrap-distance-bottom:3.6pt;mso-position-horizontal:left;mso-position-horizontal-relative:margin;mso-position-vertical:top;mso-position-vertical-relative:margin;mso-width-percent:0;mso-height-percent:0;mso-width-relative:margin;mso-height-relative:margin;v-text-anchor:top" o:gfxdata="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" stroked="f">
                 <v:textbox>
                   <w:txbxContent>
                     <w:p>
@@ -236,19 +254,32 @@
                       <w:pPr>
                         <w:pStyle w:val="Beschriftung"/>
                       </w:pPr>
-                      <w:bookmarkStart w:id="2" w:name="_Toc236037977"/>
-                      <w:bookmarkStart w:id="3" w:name="_Toc236038033"/>
+                      <w:bookmarkStart w:id="3" w:name="_Toc236037977"/>
+                      <w:bookmarkStart w:id="4" w:name="_Toc236038033"/>
                       <w:r>
                         <w:t xml:space="preserve">Abbildung </w:t>
                       </w:r>
-                      <w:fldSimple w:instr=" SEQ Abbildung \* ARABIC ">
-                        <w:r>
-                          <w:rPr>
-                            <w:noProof/>
-                          </w:rPr>
-                          <w:t>1</w:t>
-                        </w:r>
-                      </w:fldSimple>
+                      <w:r>
+                        <w:fldChar w:fldCharType="begin"/>
+                      </w:r>
+                      <w:r>
+                        <w:instrText xml:space="preserve"> SEQ Abbildung \* ARABIC </w:instrText>
+                      </w:r>
+                      <w:r>
+                        <w:fldChar w:fldCharType="separate"/>
+                      </w:r>
+                      <w:r>
+                        <w:rPr>
+                          <w:noProof/>
+                        </w:rPr>
+                        <w:t>1</w:t>
+                      </w:r>
+                      <w:r>
+                        <w:rPr>
+                          <w:noProof/>
+                        </w:rPr>
+                        <w:fldChar w:fldCharType="end"/>
+                      </w:r>
                       <w:r>
                         <w:t xml:space="preserve">: ESP32S3 </w:t>
                       </w:r>
@@ -260,8 +291,13 @@
                       <w:r>
                         <w:t xml:space="preserve"> C1</w:t>
                       </w:r>
-                      <w:bookmarkEnd w:id="2"/>
                       <w:bookmarkEnd w:id="3"/>
+                      <w:bookmarkEnd w:id="4"/>
+                      <w:r>
+                        <w:t>, Espressif</w:t>
+                      </w:r>
+                      <w:bookmarkStart w:id="5" w:name="_GoBack"/>
+                      <w:bookmarkEnd w:id="5"/>
                     </w:p>
                   </w:txbxContent>
                 </v:textbox>
@@ -429,7 +465,7 @@
 </file>
 
 <file path=word/endnotes.xml><?xml version="1.0" encoding="utf-8"?>
-<w:endnotes xmlns:wpc="http://schemas.microsoft.com/office/word/2010/wordprocessingCanvas" xmlns:cx="http://schemas.microsoft.com/office/drawing/2014/chartex" xmlns:cx1="http://schemas.microsoft.com/office/drawing/2015/9/8/chartex" xmlns:cx2="http://schemas.microsoft.com/office/drawing/2015/10/21/chartex" xmlns:cx3="http://schemas.microsoft.com/office/drawing/2016/5/9/chartex" xmlns:cx4="http://schemas.microsoft.com/office/drawing/2016/5/10/chartex" xmlns:cx5="http://schemas.microsoft.com/office/drawing/2016/5/11/chartex" xmlns:cx6="http://schemas.microsoft.com/office/drawing/2016/5/12/chartex" xmlns:cx7="http://schemas.microsoft.com/office/drawing/2016/5/13/chartex" xmlns:cx8="http://schemas.microsoft.com/office/drawing/2016/5/14/chartex" xmlns:mc="http://schemas.openxmlformats.org/markup-compatibility/2006" xmlns:aink="http://schemas.microsoft.com/office/drawing/2016/ink" xmlns:am3d="http://schemas.microsoft.com/office/drawing/2017/model3d" xmlns:o="urn:schemas-microsoft-com:office:office" xmlns:oel="http://schemas.microsoft.com/office/2019/extlst" xmlns:r="http://schemas.openxmlformats.org/officeDocument/2006/relationships" xmlns:m="http://schemas.openxmlformats.org/officeDocument/2006/math" xmlns:v="urn:schemas-microsoft-com:vml" xmlns:wp14="http://schemas.microsoft.com/office/word/2010/wordprocessingDrawing" xmlns:wp="http://schemas.openxmlformats.org/drawingml/2006/wordprocessingDrawing" xmlns:w10="urn:schemas-microsoft-com:office:word" xmlns:w="http://schemas.openxmlformats.org/wordprocessingml/2006/main" xmlns:w14="http://schemas.microsoft.com/office/word/2010/wordml" xmlns:w15="http://schemas.microsoft.com/office/word/2012/wordml" xmlns:w16cei="http://schemas.microsoft.com/office/word/2026/wordml/cei" xmlns:w16cex="http://schemas.microsoft.com/office/word/2018/wordml/cex" xmlns:w16cid="http://schemas.microsoft.com/office/word/2016/wordml/cid" xmlns:w16="http://schemas.microsoft.com/office/word/2018/wordml" xmlns:w16du="http://schemas.microsoft.com/office/word/2023/wordml/word16du" xmlns:w16sdtdh="http://schemas.microsoft.com/office/word/2020/wordml/sdtdatahash" xmlns:w16sdtfl="http://schemas.microsoft.com/office/word/2024/wordml/sdtformatlock" xmlns:w16se="http://schemas.microsoft.com/office/word/2015/wordml/symex" xmlns:wpg="http://schemas.microsoft.com/office/word/2010/wordprocessingGroup" xmlns:wpi="http://schemas.microsoft.com/office/word/2010/wordprocessingInk" xmlns:wne="http://schemas.microsoft.com/office/word/2006/wordml" xmlns:wps="http://schemas.microsoft.com/office/word/2010/wordprocessingShape" mc:Ignorable="w14 w15 w16se w16cid w16 w16cex w16sdtdh w16sdtfl w16du wp14">
+<w:endnotes xmlns:wpc="http://schemas.microsoft.com/office/word/2010/wordprocessingCanvas" xmlns:cx="http://schemas.microsoft.com/office/drawing/2014/chartex" xmlns:cx1="http://schemas.microsoft.com/office/drawing/2015/9/8/chartex" xmlns:cx2="http://schemas.microsoft.com/office/drawing/2015/10/21/chartex" xmlns:cx3="http://schemas.microsoft.com/office/drawing/2016/5/9/chartex" xmlns:cx4="http://schemas.microsoft.com/office/drawing/2016/5/10/chartex" xmlns:cx5="http://schemas.microsoft.com/office/drawing/2016/5/11/chartex" xmlns:cx6="http://schemas.microsoft.com/office/drawing/2016/5/12/chartex" xmlns:cx7="http://schemas.microsoft.com/office/drawing/2016/5/13/chartex" xmlns:cx8="http://schemas.microsoft.com/office/drawing/2016/5/14/chartex" xmlns:mc="http://schemas.openxmlformats.org/markup-compatibility/2006" xmlns:aink="http://schemas.microsoft.com/office/drawing/2016/ink" xmlns:am3d="http://schemas.microsoft.com/office/drawing/2017/model3d" xmlns:o="urn:schemas-microsoft-com:office:office" xmlns:r="http://schemas.openxmlformats.org/officeDocument/2006/relationships" xmlns:m="http://schemas.openxmlformats.org/officeDocument/2006/math" xmlns:v="urn:schemas-microsoft-com:vml" xmlns:wp14="http://schemas.microsoft.com/office/word/2010/wordprocessingDrawing" xmlns:wp="http://schemas.openxmlformats.org/drawingml/2006/wordprocessingDrawing" xmlns:w10="urn:schemas-microsoft-com:office:word" xmlns:w="http://schemas.openxmlformats.org/wordprocessingml/2006/main" xmlns:w14="http://schemas.microsoft.com/office/word/2010/wordml" xmlns:w15="http://schemas.microsoft.com/office/word/2012/wordml" xmlns:w16cid="http://schemas.microsoft.com/office/word/2016/wordml/cid" xmlns:w16se="http://schemas.microsoft.com/office/word/2015/wordml/symex" xmlns:wpg="http://schemas.microsoft.com/office/word/2010/wordprocessingGroup" xmlns:wpi="http://schemas.microsoft.com/office/word/2010/wordprocessingInk" xmlns:wne="http://schemas.microsoft.com/office/word/2006/wordml" xmlns:wps="http://schemas.microsoft.com/office/word/2010/wordprocessingShape" mc:Ignorable="w14 w15 w16se w16cid wp14">
   <w:endnote w:type="separator" w:id="-1">
     <w:p>
       <w:pPr>
@@ -454,7 +490,7 @@
 </file>
 
 <file path=word/footnotes.xml><?xml version="1.0" encoding="utf-8"?>
-<w:footnotes xmlns:wpc="http://schemas.microsoft.com/office/word/2010/wordprocessingCanvas" xmlns:cx="http://schemas.microsoft.com/office/drawing/2014/chartex" xmlns:cx1="http://schemas.microsoft.com/office/drawing/2015/9/8/chartex" xmlns:cx2="http://schemas.microsoft.com/office/drawing/2015/10/21/chartex" xmlns:cx3="http://schemas.microsoft.com/office/drawing/2016/5/9/chartex" xmlns:cx4="http://schemas.microsoft.com/office/drawing/2016/5/10/chartex" xmlns:cx5="http://schemas.microsoft.com/office/drawing/2016/5/11/chartex" xmlns:cx6="http://schemas.microsoft.com/office/drawing/2016/5/12/chartex" xmlns:cx7="http://schemas.microsoft.com/office/drawing/2016/5/13/chartex" xmlns:cx8="http://schemas.microsoft.com/office/drawing/2016/5/14/chartex" xmlns:mc="http://schemas.openxmlformats.org/markup-compatibility/2006" xmlns:aink="http://schemas.microsoft.com/office/drawing/2016/ink" xmlns:am3d="http://schemas.microsoft.com/office/drawing/2017/model3d" xmlns:o="urn:schemas-microsoft-com:office:office" xmlns:oel="http://schemas.microsoft.com/office/2019/extlst" xmlns:r="http://schemas.openxmlformats.org/officeDocument/2006/relationships" xmlns:m="http://schemas.openxmlformats.org/officeDocument/2006/math" xmlns:v="urn:schemas-microsoft-com:vml" xmlns:wp14="http://schemas.microsoft.com/office/word/2010/wordprocessingDrawing" xmlns:wp="http://schemas.openxmlformats.org/drawingml/2006/wordprocessingDrawing" xmlns:w10="urn:schemas-microsoft-com:office:word" xmlns:w="http://schemas.openxmlformats.org/wordprocessingml/2006/main" xmlns:w14="http://schemas.microsoft.com/office/word/2010/wordml" xmlns:w15="http://schemas.microsoft.com/office/word/2012/wordml" xmlns:w16cei="http://schemas.microsoft.com/office/word/2026/wordml/cei" xmlns:w16cex="http://schemas.microsoft.com/office/word/2018/wordml/cex" xmlns:w16cid="http://schemas.microsoft.com/office/word/2016/wordml/cid" xmlns:w16="http://schemas.microsoft.com/office/word/2018/wordml" xmlns:w16du="http://schemas.microsoft.com/office/word/2023/wordml/word16du" xmlns:w16sdtdh="http://schemas.microsoft.com/office/word/2020/wordml/sdtdatahash" xmlns:w16sdtfl="http://schemas.microsoft.com/office/word/2024/wordml/sdtformatlock" xmlns:w16se="http://schemas.microsoft.com/office/word/2015/wordml/symex" xmlns:wpg="http://schemas.microsoft.com/office/word/2010/wordprocessingGroup" xmlns:wpi="http://schemas.microsoft.com/office/word/2010/wordprocessingInk" xmlns:wne="http://schemas.microsoft.com/office/word/2006/wordml" xmlns:wps="http://schemas.microsoft.com/office/word/2010/wordprocessingShape" mc:Ignorable="w14 w15 w16se w16cid w16 w16cex w16sdtdh w16sdtfl w16du wp14">
+<w:footnotes xmlns:wpc="http://schemas.microsoft.com/office/word/2010/wordprocessingCanvas" xmlns:cx="http://schemas.microsoft.com/office/drawing/2014/chartex" xmlns:cx1="http://schemas.microsoft.com/office/drawing/2015/9/8/chartex" xmlns:cx2="http://schemas.microsoft.com/office/drawing/2015/10/21/chartex" xmlns:cx3="http://schemas.microsoft.com/office/drawing/2016/5/9/chartex" xmlns:cx4="http://schemas.microsoft.com/office/drawing/2016/5/10/chartex" xmlns:cx5="http://schemas.microsoft.com/office/drawing/2016/5/11/chartex" xmlns:cx6="http://schemas.microsoft.com/office/drawing/2016/5/12/chartex" xmlns:cx7="http://schemas.microsoft.com/office/drawing/2016/5/13/chartex" xmlns:cx8="http://schemas.microsoft.com/office/drawing/2016/5/14/chartex" xmlns:mc="http://schemas.openxmlformats.org/markup-compatibility/2006" xmlns:aink="http://schemas.microsoft.com/office/drawing/2016/ink" xmlns:am3d="http://schemas.microsoft.com/office/drawing/2017/model3d" xmlns:o="urn:schemas-microsoft-com:office:office" xmlns:r="http://schemas.openxmlformats.org/officeDocument/2006/relationships" xmlns:m="http://schemas.openxmlformats.org/officeDocument/2006/math" xmlns:v="urn:schemas-microsoft-com:vml" xmlns:wp14="http://schemas.microsoft.com/office/word/2010/wordprocessingDrawing" xmlns:wp="http://schemas.openxmlformats.org/drawingml/2006/wordprocessingDrawing" xmlns:w10="urn:schemas-microsoft-com:office:word" xmlns:w="http://schemas.openxmlformats.org/wordprocessingml/2006/main" xmlns:w14="http://schemas.microsoft.com/office/word/2010/wordml" xmlns:w15="http://schemas.microsoft.com/office/word/2012/wordml" xmlns:w16cid="http://schemas.microsoft.com/office/word/2016/wordml/cid" xmlns:w16se="http://schemas.microsoft.com/office/word/2015/wordml/symex" xmlns:wpg="http://schemas.microsoft.com/office/word/2010/wordprocessingGroup" xmlns:wpi="http://schemas.microsoft.com/office/word/2010/wordprocessingInk" xmlns:wne="http://schemas.microsoft.com/office/word/2006/wordml" xmlns:wps="http://schemas.microsoft.com/office/word/2010/wordprocessingShape" mc:Ignorable="w14 w15 w16se w16cid wp14">
   <w:footnote w:type="separator" w:id="-1">
     <w:p>
       <w:pPr>
@@ -479,7 +515,7 @@
 </file>
 
 <file path=word/styles.xml><?xml version="1.0" encoding="utf-8"?>
-<w:styles xmlns:mc="http://schemas.openxmlformats.org/markup-compatibility/2006" xmlns:r="http://schemas.openxmlformats.org/officeDocument/2006/relationships" xmlns:w="http://schemas.openxmlformats.org/wordprocessingml/2006/main" xmlns:w14="http://schemas.microsoft.com/office/word/2010/wordml" xmlns:w15="http://schemas.microsoft.com/office/word/2012/wordml" xmlns:w16cex="http://schemas.microsoft.com/office/word/2018/wordml/cex" xmlns:w16cid="http://schemas.microsoft.com/office/word/2016/wordml/cid" xmlns:w16="http://schemas.microsoft.com/office/word/2018/wordml" xmlns:w16du="http://schemas.microsoft.com/office/word/2023/wordml/word16du" xmlns:w16sdtdh="http://schemas.microsoft.com/office/word/2020/wordml/sdtdatahash" xmlns:w16sdtfl="http://schemas.microsoft.com/office/word/2024/wordml/sdtformatlock" xmlns:w16se="http://schemas.microsoft.com/office/word/2015/wordml/symex" mc:Ignorable="w14 w15 w16se w16cid w16 w16cex w16sdtdh w16sdtfl w16du">
+<w:styles xmlns:mc="http://schemas.openxmlformats.org/markup-compatibility/2006" xmlns:r="http://schemas.openxmlformats.org/officeDocument/2006/relationships" xmlns:w="http://schemas.openxmlformats.org/wordprocessingml/2006/main" xmlns:w14="http://schemas.microsoft.com/office/word/2010/wordml" xmlns:w15="http://schemas.microsoft.com/office/word/2012/wordml" xmlns:w16cid="http://schemas.microsoft.com/office/word/2016/wordml/cid" xmlns:w16se="http://schemas.microsoft.com/office/word/2015/wordml/symex" mc:Ignorable="w14 w15 w16se w16cid">
   <w:docDefaults>
     <w:rPrDefault>
       <w:rPr>
@@ -497,7 +533,7 @@
       </w:pPr>
     </w:pPrDefault>
   </w:docDefaults>
-  <w:latentStyles w:defLockedState="0" w:defUIPriority="99" w:defSemiHidden="0" w:defUnhideWhenUsed="0" w:defQFormat="0" w:count="376">
+  <w:latentStyles w:defLockedState="0" w:defUIPriority="99" w:defSemiHidden="0" w:defUnhideWhenUsed="0" w:defQFormat="0" w:count="375">
     <w:lsdException w:name="Normal" w:uiPriority="0" w:qFormat="1"/>
     <w:lsdException w:name="heading 1" w:uiPriority="9" w:qFormat="1"/>
     <w:lsdException w:name="heading 2" w:semiHidden="1" w:uiPriority="9" w:unhideWhenUsed="1" w:qFormat="1"/>
@@ -873,7 +909,6 @@
     <w:lsdException w:name="Smart Hyperlink" w:semiHidden="1" w:unhideWhenUsed="1"/>
     <w:lsdException w:name="Hashtag" w:semiHidden="1" w:unhideWhenUsed="1"/>
     <w:lsdException w:name="Unresolved Mention" w:semiHidden="1" w:unhideWhenUsed="1"/>
-    <w:lsdException w:name="Smart Link" w:semiHidden="1" w:unhideWhenUsed="1"/>
   </w:latentStyles>
   <w:style w:type="paragraph" w:default="1" w:styleId="Standard">
     <w:name w:val="Normal"/>
@@ -1823,7 +1858,7 @@
 </file>
 
 <file path=customXml/itemProps1.xml><?xml version="1.0" encoding="utf-8"?>
-<ds:datastoreItem xmlns:ds="http://schemas.openxmlformats.org/officeDocument/2006/customXml" ds:itemID="{D9FB4401-C8CD-452C-8755-0F49D50AD192}">
+<ds:datastoreItem xmlns:ds="http://schemas.openxmlformats.org/officeDocument/2006/customXml" ds:itemID="{7487E4C3-AD8B-489C-87FA-4CCC7DD6AB2B}">
   <ds:schemaRefs>
     <ds:schemaRef ds:uri="http://schemas.openxmlformats.org/officeDocument/2006/bibliography"/>
   </ds:schemaRefs>
